--- a/docs/capacitacion/guion youtube/video-4-entrenamiento-inferencia-y-neurona-natural.docx
+++ b/docs/capacitacion/guion youtube/video-4-entrenamiento-inferencia-y-neurona-natural.docx
@@ -53,11 +53,6 @@
     </w:p>
     <w:p>
       <w:r>
-        <w:t>Primero se entrena. Eso pasa en Google Colab. Y después, cuando queremos analizar imágenes nuevas, usamos el modelo en el servidor. A eso se le llama inferencia, ¿va?</w:t>
-      </w:r>
-    </w:p>
-    <w:p>
-      <w:r>
         <w:t>La primera etapa, el entrenamiento, se hace en Colab, con imágenes que las personas ya marcaron a mano. De ahí sale el archivo del modelo. La segunda, la inferencia, es usar ese modelo ya entrenado para analizar imágenes nuevas. Eso se hace en el servidor, con el procesador de la computadora donde está el sitio.</w:t>
       </w:r>
     </w:p>
@@ -68,12 +63,7 @@
     </w:p>
     <w:p>
       <w:r>
-        <w:t>Piénsenlo como una receta. Entrenar es aprender la receta: lleva tiempo, esfuerzo, muchos intentos y correcciones, y se hace una vez, o cada vez que se quiere mejorar. La inferencia es cocinarla las veces que haga falta. Eso es mucho más rápido, y se repite todos los días. Con el sitio pasa igual. Entrenar el modelo es lo pesado, así que se hace aparte, en Colab, donde hay más capacidad de cálculo. Usarlo para analizar una imagen es lo ligero, y por eso puede hacerse en el procesador del servidor.</w:t>
-      </w:r>
-    </w:p>
-    <w:p>
-      <w:r>
-        <w:t>Y hay una ventaja más. El sitio no necesita saber cómo se entrenó el modelo. Solo necesita el archivo. Cuando se entrena una versión mejor, se reemplaza el archivo y el sitio sigue funcionando igual.</w:t>
+        <w:t>Piénsenlo como una receta. Entrenar es aprender la receta: lleva tiempo, esfuerzo, muchos intentos y correcciones, y se hace una vez, o cada vez que se quiere mejorar. La inferencia es cocinarla las veces que haga falta. Eso es mucho más rápido, y se repite todos los días.</w:t>
       </w:r>
     </w:p>
     <w:p>
@@ -83,7 +73,7 @@
     </w:p>
     <w:p>
       <w:r>
-        <w:t>El entrenamiento es mucho cálculo y poca frecuencia. Se hace una vez, o unas pocas veces. Necesita ver los mismos ejemplos muchas veces, y cada pasada ajusta millones de números. Por eso conviene una máquina potente, como las de Colab, con tarjeta gráfica. Y una vez terminado, no se repite hasta que haya una razón.</w:t>
+        <w:t>El entrenamiento es mucho cálculo y poca frecuencia. Se hace una vez, o unas pocas veces. Necesita ver los mismos ejemplos muchas veces, y cada pasada ajusta millones de números. Por eso conviene una máquina potente, como las de Colab, con tarjeta gráfica.</w:t>
       </w:r>
     </w:p>
     <w:p>
@@ -98,7 +88,7 @@
     </w:p>
     <w:p>
       <w:r>
-        <w:t>Una pregunta que suele salir: ¿el modelo sigue aprendiendo mientras la gente lo usa? No. Durante la inferencia los pesos no cambian. Si algún día se quisiera mejorar el modelo, se reuniría un conjunto nuevo de imágenes, se entrenaría una versión aparte y se cambiaría el archivo.</w:t>
+        <w:t>Una pregunta que suele salir: ¿el modelo sigue aprendiendo mientras la gente lo usa? No. Durante la inferencia los pesos no cambian, y para mejorarlo hace falta entrenar otra versión con imágenes nuevas.</w:t>
       </w:r>
     </w:p>
     <w:p>
@@ -139,12 +129,7 @@
     </w:p>
     <w:p>
       <w:r>
-        <w:t>El entrenamiento tiene tres características. Es costoso, porque cada pasada recorre millones de pesos para cada imagen. Es lento comparado con usar la red: puede tardar de minutos a horas, según el tamaño del modelo y de los datos. Y es poco frecuente: se hace una vez para obtener el modelo, y se repite solo si hay una razón.</w:t>
-      </w:r>
-    </w:p>
-    <w:p>
-      <w:r>
-        <w:t>Por eso se hace en un entorno aparte. En nuestro caso, Google Colab, donde se pueden usar máquinas con tarjeta gráfica. Y como está en un cuaderno, queda documentado: qué datos se usaron, qué decisiones se tomaron y qué resultado salió.</w:t>
+        <w:t>Como es un trabajo pesado, se hace en un entorno aparte, que en nuestro caso es Google Colab, con máquinas que tienen tarjeta gráfica. Y como está en un cuaderno, queda documentado: qué datos se usaron, qué decisiones se tomaron y qué resultado se obtuvo.</w:t>
       </w:r>
     </w:p>
     <w:p>
@@ -185,7 +170,7 @@
     </w:p>
     <w:p>
       <w:r>
-        <w:t>Por eso es mucho más ligera que el entrenamiento. Una sola pasada hacia adelante cuesta una fracción de lo que cuesta una pasada completa con ajuste. Y por eso se puede hacer en una computadora ordinaria, sin tarjeta gráfica, con el procesador común. Es lo que hace nuestro servidor.</w:t>
+        <w:t>Eso la hace mucho más liviana que el entrenamiento: una pasada hacia adelante cuesta una fracción de una pasada completa con ajuste, y por eso alcanza con el procesador del servidor.</w:t>
       </w:r>
     </w:p>
     <w:p>
@@ -195,12 +180,7 @@
     </w:p>
     <w:p>
       <w:r>
-        <w:t>Otra diferencia es la frecuencia. El entrenamiento sucede una vez. La inferencia sucede cada vez que alguien usa el sitio. En un modelo que se usa durante meses, pueden ser miles de veces.</w:t>
-      </w:r>
-    </w:p>
-    <w:p>
-      <w:r>
-        <w:t>La inferencia es determinista. Con el mismo modelo y la misma imagen, siempre sale la misma respuesta. No hay azar en el uso. Y eso es lo que queremos de un instrumento: que dos mediciones de la misma muestra coincidan.</w:t>
+        <w:t>Y no interviene el azar: ante la misma imagen, el mismo modelo responde siempre lo mismo. Para un instrumento de medición, eso es justo lo deseable.</w:t>
       </w:r>
     </w:p>
     <w:p>
@@ -287,11 +267,6 @@
     </w:p>
     <w:p>
       <w:r>
-        <w:t>Hay problemas en los que escribir las reglas a mano es muy difícil. Por eso se recurre al aprendizaje automático: en lugar de escribir las reglas, se muestran ejemplos y se deja que el sistema las encuentre. Y una de las técnicas que mejor lo hace con imágenes es la red neuronal.</w:t>
-      </w:r>
-    </w:p>
-    <w:p>
-      <w:r>
         <w:t>Veamos con números por qué un umbral, que parece tan razonable, tiene tantos problemas. Tomemos una fila de diez píxeles, con estos brillos: ocho, ocho, sesenta, ciento cuarenta, doscientos treinta, doscientos treinta, ciento cuarenta, sesenta, ocho, ocho. Es la forma típica de una célula: sube, llega a un máximo y baja.</w:t>
       </w:r>
     </w:p>
@@ -312,7 +287,7 @@
     </w:p>
     <w:p>
       <w:r>
-        <w:t>Con reglas adicionales se pueden arreglar algunos casos, pero cada regla es una decisión hecha a mano, con sus excepciones. Cuando el problema es complejo y las excepciones se multiplican, escribir reglas a mano deja de ser práctico. Necesitamos otra forma de plantearlo, y ahí aparece el aprendizaje automático.</w:t>
+        <w:t>Mirado en conjunto, el umbral deja claro el límite de las reglas escritas a mano: cada regla nueva trae sus excepciones, y cuando se multiplican, mantener el programa deja de ser práctico. Hace falta plantear el problema de otra forma, y ahí entra el aprendizaje automático: se le muestran ejemplos al sistema y se deja que él encuentre las reglas. Con imágenes, la técnica que mejor funciona es la red neuronal.</w:t>
       </w:r>
     </w:p>
     <w:p>
@@ -358,7 +333,7 @@
     </w:p>
     <w:p>
       <w:r>
-        <w:t>Entonces, la confianza que podemos tener en una red depende de cuánto se parecen las imágenes nuevas a las imágenes con las que se entrenó. Si se parecen, la respuesta suele ser buena. Si no, no hay garantía. Por eso, en este proyecto, el resultado siempre se puede revisar, y por eso insistimos en mirar la imagen marcada antes de confiar en un número.</w:t>
+        <w:t>Entonces, la confianza que podemos tener en una red depende de cuánto se parecen las imágenes nuevas a las imágenes con las que se entrenó. Si se parecen, la respuesta suele ser buena. Si no, no hay garantía. Por eso conviene mirar siempre la imagen marcada antes de confiar en un número.</w:t>
       </w:r>
     </w:p>
     <w:p>
@@ -445,7 +420,7 @@
     </w:p>
     <w:p>
       <w:r>
-        <w:t>Uno: recibe una lista de números, que son las entradas. Dos: cada entrada se multiplica por otro número, que es su peso. Tres: se suman los resultados. Cuatro: a esa suma se le aplica una pequeña función que decide cuándo se activa la neurona. Eso es todo.</w:t>
+        <w:t>Uno: recibe una lista de números, que son las entradas. Dos: cada entrada se multiplica por otro número, que es su peso. Tres: se suman los resultados. Cuatro: a esa suma se le aplica una pequeña función que decide cuándo se activa la neurona.</w:t>
       </w:r>
     </w:p>
     <w:p>
@@ -460,7 +435,7 @@
     </w:p>
     <w:p>
       <w:r>
-        <w:t>El último paso, la función de activación, es lo que hace posible que las redes sean tan potentes. Si la neurona solo multiplicara y sumara, haría una operación lineal, y encadenar muchas operaciones lineales equivale a una sola. No importa cuántas capas se apilen: el resultado sería tan limitado como el de una. La función de activación introduce una no linealidad. La más usada hoy es simple: si la suma es negativa, la salida es cero. Si es positiva, la salida es la propia suma. La neurona se apaga si no recibe estímulo suficiente, y responde de forma proporcional si lo recibe. Esa pequeña torcedura permite representar relaciones complicadas, no solo proporcionales.</w:t>
+        <w:t>El último paso es la función de activación, que es lo que hace posible que las redes sean tan potentes. Por ahora basta saber que es una regla sencilla: si la suma es negativa, la salida es cero, y si es positiva, pasa tal cual.</w:t>
       </w:r>
     </w:p>
     <w:p>
@@ -485,7 +460,7 @@
     </w:p>
     <w:p>
       <w:r>
-        <w:t>Sin que nadie le dijera la palabra rojo, esta neurona distingue un píxel rojo de uno azul, solo por cómo están puestos sus pesos. El sesgo también cuenta: si fuera menos uno en lugar de menos cero punto tres, el píxel naranja daría solo cerca de cero punto veinticuatro, una respuesta mucho más tímida. El sesgo decide qué tan exigente es la neurona antes de decir que sí.</w:t>
+        <w:t>Sin que nadie le dijera la palabra rojo, esta neurona distingue un píxel rojo de uno azul, solo por cómo están puestos sus pesos. El sesgo también cuenta: si fuera menos uno en lugar de menos cero punto tres, el píxel naranja daría solo cerca de cero punto veinticuatro, una respuesta mucho más tímida.</w:t>
       </w:r>
     </w:p>
     <w:p>

--- a/docs/capacitacion/guion youtube/video-4-entrenamiento-inferencia-y-neurona-natural.docx
+++ b/docs/capacitacion/guion youtube/video-4-entrenamiento-inferencia-y-neurona-natural.docx
@@ -12,7 +12,7 @@
     </w:p>
     <w:p>
       <w:r>
-        <w:t>Image Bio Pro · Sesión 1 · Capacitación en video</w:t>
+        <w:t>Image Bio Pro · Módulo 1 · Capacitación en video</w:t>
       </w:r>
     </w:p>
     <w:p>
@@ -211,7 +211,7 @@
     </w:p>
     <w:p>
       <w:r>
-        <w:t>La meta de esta parte es que quede claro cómo responder tres preguntas: qué es una red neuronal, cómo aprende y por qué una red entrenada para otra cosa nos sirve para contar espermatozoides. Las dos primeras las vemos en esta sesión. La tercera, en la siguiente.</w:t>
+        <w:t>La meta de esta parte es que quede claro cómo responder tres preguntas: qué es una red neuronal, cómo aprende y por qué una red entrenada para otra cosa nos sirve para contar espermatozoides. Las dos primeras las vemos en este módulo. La tercera, en el siguiente módulo.</w:t>
       </w:r>
     </w:p>
     <w:p>

--- a/docs/capacitacion/guion youtube/video-4-entrenamiento-inferencia-y-neurona-natural.docx
+++ b/docs/capacitacion/guion youtube/video-4-entrenamiento-inferencia-y-neurona-natural.docx
@@ -12,7 +12,7 @@
     </w:p>
     <w:p>
       <w:r>
-        <w:t>Image Bio Pro · Módulo 1 · Capacitación en video</w:t>
+        <w:t>BioImage-Repro UAM · Módulo 1 · Capacitación en video</w:t>
       </w:r>
     </w:p>
     <w:p>
